--- a/Apostila/Projeto Space For Men.docx
+++ b/Apostila/Projeto Space For Men.docx
@@ -5095,6 +5095,9 @@
         </mc:AlternateContent>
       </w:r>
       <w:r>
+        <w:rPr>
+          <w:noProof/>
+        </w:rPr>
         <w:drawing>
           <wp:inline distT="0" distB="0" distL="0" distR="0" wp14:anchorId="76858976" wp14:editId="287C5909">
             <wp:extent cx="3634641" cy="1644015"/>
@@ -5132,6 +5135,9 @@
         </w:drawing>
       </w:r>
       <w:r>
+        <w:rPr>
+          <w:noProof/>
+        </w:rPr>
         <w:drawing>
           <wp:inline distT="0" distB="0" distL="0" distR="0" wp14:anchorId="5C9F0DE7" wp14:editId="5CE54549">
             <wp:extent cx="1743075" cy="933450"/>
@@ -5208,6 +5214,7 @@
       <w:r>
         <w:rPr>
           <w:b/>
+          <w:noProof/>
         </w:rPr>
         <w:drawing>
           <wp:inline distT="0" distB="0" distL="0" distR="0" wp14:anchorId="2BDFCF89" wp14:editId="44297823">
@@ -5248,6 +5255,7 @@
       <w:r>
         <w:rPr>
           <w:b/>
+          <w:noProof/>
         </w:rPr>
         <w:drawing>
           <wp:inline distT="0" distB="0" distL="0" distR="0" wp14:anchorId="3D6575CA" wp14:editId="7864AAC9">
@@ -5395,6 +5403,7 @@
       <w:r>
         <w:rPr>
           <w:b/>
+          <w:noProof/>
         </w:rPr>
         <w:drawing>
           <wp:inline distT="0" distB="0" distL="0" distR="0" wp14:anchorId="1124C6C2" wp14:editId="4AE9BB72">
@@ -5435,6 +5444,7 @@
       <w:r>
         <w:rPr>
           <w:b/>
+          <w:noProof/>
         </w:rPr>
         <w:drawing>
           <wp:inline distT="0" distB="0" distL="0" distR="0" wp14:anchorId="2BD1B5D7" wp14:editId="6EE010C9">
@@ -5529,6 +5539,7 @@
       <w:r>
         <w:rPr>
           <w:b/>
+          <w:noProof/>
         </w:rPr>
         <w:drawing>
           <wp:inline distT="0" distB="0" distL="0" distR="0" wp14:anchorId="30F4F26E" wp14:editId="13777117">
@@ -5589,6 +5600,7 @@
       <w:r>
         <w:rPr>
           <w:b/>
+          <w:noProof/>
         </w:rPr>
         <w:drawing>
           <wp:inline distT="0" distB="0" distL="0" distR="0" wp14:anchorId="441BBA5F" wp14:editId="0076B37F">
@@ -5629,6 +5641,7 @@
       <w:r>
         <w:rPr>
           <w:b/>
+          <w:noProof/>
         </w:rPr>
         <w:drawing>
           <wp:inline distT="0" distB="0" distL="0" distR="0" wp14:anchorId="4EF6E639" wp14:editId="70EB00EE">
@@ -5707,6 +5720,7 @@
       <w:r>
         <w:rPr>
           <w:b/>
+          <w:noProof/>
         </w:rPr>
         <w:drawing>
           <wp:inline distT="0" distB="0" distL="0" distR="0" wp14:anchorId="23D78E3F" wp14:editId="797AA673">
@@ -5781,6 +5795,7 @@
       <w:r>
         <w:rPr>
           <w:b/>
+          <w:noProof/>
         </w:rPr>
         <w:drawing>
           <wp:inline distT="0" distB="0" distL="0" distR="0" wp14:anchorId="31E120A2" wp14:editId="24ADC50A">
@@ -5821,6 +5836,7 @@
       <w:r>
         <w:rPr>
           <w:b/>
+          <w:noProof/>
         </w:rPr>
         <w:drawing>
           <wp:inline distT="0" distB="0" distL="0" distR="0" wp14:anchorId="39BC8497" wp14:editId="3964F6EC">
@@ -5881,6 +5897,7 @@
       <w:r>
         <w:rPr>
           <w:b/>
+          <w:noProof/>
         </w:rPr>
         <w:drawing>
           <wp:inline distT="0" distB="0" distL="0" distR="0" wp14:anchorId="01C6A19C" wp14:editId="2DB4DF78">
@@ -5941,6 +5958,7 @@
       <w:r>
         <w:rPr>
           <w:b/>
+          <w:noProof/>
         </w:rPr>
         <w:drawing>
           <wp:inline distT="0" distB="0" distL="0" distR="0" wp14:anchorId="56B5A708" wp14:editId="14FFC6D9">
@@ -5967,6 +5985,489 @@
                     <a:xfrm>
                       <a:off x="0" y="0"/>
                       <a:ext cx="2209492" cy="697776"/>
+                    </a:xfrm>
+                    <a:prstGeom prst="rect">
+                      <a:avLst/>
+                    </a:prstGeom>
+                  </pic:spPr>
+                </pic:pic>
+              </a:graphicData>
+            </a:graphic>
+          </wp:inline>
+        </w:drawing>
+      </w:r>
+    </w:p>
+    <w:p>
+      <w:pPr>
+        <w:rPr>
+          <w:b/>
+        </w:rPr>
+      </w:pPr>
+      <w:r>
+        <w:rPr>
+          <w:b/>
+        </w:rPr>
+        <w:t xml:space="preserve">49-Mudamos a cor da borda ao clicar sobre ela utilizamos o </w:t>
+      </w:r>
+      <w:proofErr w:type="spellStart"/>
+      <w:r>
+        <w:rPr>
+          <w:b/>
+        </w:rPr>
+        <w:t>active</w:t>
+      </w:r>
+      <w:proofErr w:type="spellEnd"/>
+      <w:r>
+        <w:rPr>
+          <w:b/>
+        </w:rPr>
+        <w:t>.</w:t>
+      </w:r>
+    </w:p>
+    <w:p>
+      <w:pPr>
+        <w:rPr>
+          <w:b/>
+        </w:rPr>
+      </w:pPr>
+      <w:r>
+        <w:rPr>
+          <w:b/>
+        </w:rPr>
+        <w:drawing>
+          <wp:inline distT="0" distB="0" distL="0" distR="0" wp14:anchorId="2907D9DD" wp14:editId="2D3DC88E">
+            <wp:extent cx="1771650" cy="1866265"/>
+            <wp:effectExtent l="0" t="0" r="0" b="635"/>
+            <wp:docPr id="99" name="Imagem 99"/>
+            <wp:cNvGraphicFramePr>
+              <a:graphicFrameLocks xmlns:a="http://schemas.openxmlformats.org/drawingml/2006/main" noChangeAspect="1"/>
+            </wp:cNvGraphicFramePr>
+            <a:graphic xmlns:a="http://schemas.openxmlformats.org/drawingml/2006/main">
+              <a:graphicData uri="http://schemas.openxmlformats.org/drawingml/2006/picture">
+                <pic:pic xmlns:pic="http://schemas.openxmlformats.org/drawingml/2006/picture">
+                  <pic:nvPicPr>
+                    <pic:cNvPr id="1" name=""/>
+                    <pic:cNvPicPr/>
+                  </pic:nvPicPr>
+                  <pic:blipFill>
+                    <a:blip r:embed="rId88"/>
+                    <a:stretch>
+                      <a:fillRect/>
+                    </a:stretch>
+                  </pic:blipFill>
+                  <pic:spPr>
+                    <a:xfrm>
+                      <a:off x="0" y="0"/>
+                      <a:ext cx="1785327" cy="1880672"/>
+                    </a:xfrm>
+                    <a:prstGeom prst="rect">
+                      <a:avLst/>
+                    </a:prstGeom>
+                  </pic:spPr>
+                </pic:pic>
+              </a:graphicData>
+            </a:graphic>
+          </wp:inline>
+        </w:drawing>
+      </w:r>
+      <w:r>
+        <w:rPr>
+          <w:b/>
+        </w:rPr>
+        <w:drawing>
+          <wp:inline distT="0" distB="0" distL="0" distR="0" wp14:anchorId="0EF40FDA" wp14:editId="5428E694">
+            <wp:extent cx="2172003" cy="762106"/>
+            <wp:effectExtent l="0" t="0" r="0" b="0"/>
+            <wp:docPr id="98" name="Imagem 98"/>
+            <wp:cNvGraphicFramePr>
+              <a:graphicFrameLocks xmlns:a="http://schemas.openxmlformats.org/drawingml/2006/main" noChangeAspect="1"/>
+            </wp:cNvGraphicFramePr>
+            <a:graphic xmlns:a="http://schemas.openxmlformats.org/drawingml/2006/main">
+              <a:graphicData uri="http://schemas.openxmlformats.org/drawingml/2006/picture">
+                <pic:pic xmlns:pic="http://schemas.openxmlformats.org/drawingml/2006/picture">
+                  <pic:nvPicPr>
+                    <pic:cNvPr id="1" name=""/>
+                    <pic:cNvPicPr/>
+                  </pic:nvPicPr>
+                  <pic:blipFill>
+                    <a:blip r:embed="rId89"/>
+                    <a:stretch>
+                      <a:fillRect/>
+                    </a:stretch>
+                  </pic:blipFill>
+                  <pic:spPr>
+                    <a:xfrm>
+                      <a:off x="0" y="0"/>
+                      <a:ext cx="2172003" cy="762106"/>
+                    </a:xfrm>
+                    <a:prstGeom prst="rect">
+                      <a:avLst/>
+                    </a:prstGeom>
+                  </pic:spPr>
+                </pic:pic>
+              </a:graphicData>
+            </a:graphic>
+          </wp:inline>
+        </w:drawing>
+      </w:r>
+    </w:p>
+    <w:p>
+      <w:pPr>
+        <w:rPr>
+          <w:b/>
+        </w:rPr>
+      </w:pPr>
+    </w:p>
+    <w:p>
+      <w:pPr>
+        <w:rPr>
+          <w:b/>
+        </w:rPr>
+      </w:pPr>
+      <w:r>
+        <w:rPr>
+          <w:b/>
+        </w:rPr>
+        <w:t>50-</w:t>
+      </w:r>
+      <w:r>
+        <w:rPr>
+          <w:b/>
+        </w:rPr>
+        <w:t xml:space="preserve">Agora vamos deixar a nossa página mais interativa colocando o houver no </w:t>
+      </w:r>
+      <w:proofErr w:type="spellStart"/>
+      <w:r>
+        <w:rPr>
+          <w:b/>
+        </w:rPr>
+        <w:t>titulo</w:t>
+      </w:r>
+      <w:proofErr w:type="spellEnd"/>
+      <w:r>
+        <w:rPr>
+          <w:b/>
+        </w:rPr>
+        <w:t xml:space="preserve">, </w:t>
+      </w:r>
+      <w:proofErr w:type="gramStart"/>
+      <w:r>
+        <w:rPr>
+          <w:b/>
+        </w:rPr>
+        <w:t>ou seja</w:t>
+      </w:r>
+      <w:proofErr w:type="gramEnd"/>
+      <w:r>
+        <w:rPr>
+          <w:b/>
+        </w:rPr>
+        <w:t xml:space="preserve"> vamos passar o mouse ele vai aumenta de</w:t>
+      </w:r>
+      <w:r>
+        <w:rPr>
+          <w:b/>
+        </w:rPr>
+        <w:t xml:space="preserve"> tamanho passando uma impressão que a imagem está se movendo.</w:t>
+      </w:r>
+    </w:p>
+    <w:p>
+      <w:pPr>
+        <w:rPr>
+          <w:b/>
+        </w:rPr>
+      </w:pPr>
+      <w:r>
+        <w:rPr>
+          <w:b/>
+        </w:rPr>
+        <w:drawing>
+          <wp:inline distT="0" distB="0" distL="0" distR="0" wp14:anchorId="6B9A16C3" wp14:editId="27E84A61">
+            <wp:extent cx="1800476" cy="590632"/>
+            <wp:effectExtent l="0" t="0" r="9525" b="0"/>
+            <wp:docPr id="100" name="Imagem 100"/>
+            <wp:cNvGraphicFramePr>
+              <a:graphicFrameLocks xmlns:a="http://schemas.openxmlformats.org/drawingml/2006/main" noChangeAspect="1"/>
+            </wp:cNvGraphicFramePr>
+            <a:graphic xmlns:a="http://schemas.openxmlformats.org/drawingml/2006/main">
+              <a:graphicData uri="http://schemas.openxmlformats.org/drawingml/2006/picture">
+                <pic:pic xmlns:pic="http://schemas.openxmlformats.org/drawingml/2006/picture">
+                  <pic:nvPicPr>
+                    <pic:cNvPr id="1" name=""/>
+                    <pic:cNvPicPr/>
+                  </pic:nvPicPr>
+                  <pic:blipFill>
+                    <a:blip r:embed="rId90"/>
+                    <a:stretch>
+                      <a:fillRect/>
+                    </a:stretch>
+                  </pic:blipFill>
+                  <pic:spPr>
+                    <a:xfrm>
+                      <a:off x="0" y="0"/>
+                      <a:ext cx="1800476" cy="590632"/>
+                    </a:xfrm>
+                    <a:prstGeom prst="rect">
+                      <a:avLst/>
+                    </a:prstGeom>
+                  </pic:spPr>
+                </pic:pic>
+              </a:graphicData>
+            </a:graphic>
+          </wp:inline>
+        </w:drawing>
+      </w:r>
+    </w:p>
+    <w:p>
+      <w:pPr>
+        <w:rPr>
+          <w:b/>
+        </w:rPr>
+      </w:pPr>
+      <w:r>
+        <w:rPr>
+          <w:b/>
+        </w:rPr>
+        <w:t xml:space="preserve">51- Adicionamos uma imagem ao </w:t>
+      </w:r>
+      <w:proofErr w:type="spellStart"/>
+      <w:r>
+        <w:rPr>
+          <w:b/>
+        </w:rPr>
+        <w:t>footer</w:t>
+      </w:r>
+      <w:proofErr w:type="spellEnd"/>
+      <w:r>
+        <w:rPr>
+          <w:b/>
+        </w:rPr>
+        <w:t xml:space="preserve"> conforme código.</w:t>
+      </w:r>
+    </w:p>
+    <w:p>
+      <w:pPr>
+        <w:rPr>
+          <w:b/>
+        </w:rPr>
+      </w:pPr>
+      <w:r>
+        <w:rPr>
+          <w:b/>
+        </w:rPr>
+        <w:drawing>
+          <wp:inline distT="0" distB="0" distL="0" distR="0" wp14:anchorId="6BA69157" wp14:editId="48D5645D">
+            <wp:extent cx="3477110" cy="447737"/>
+            <wp:effectExtent l="0" t="0" r="9525" b="9525"/>
+            <wp:docPr id="101" name="Imagem 101"/>
+            <wp:cNvGraphicFramePr>
+              <a:graphicFrameLocks xmlns:a="http://schemas.openxmlformats.org/drawingml/2006/main" noChangeAspect="1"/>
+            </wp:cNvGraphicFramePr>
+            <a:graphic xmlns:a="http://schemas.openxmlformats.org/drawingml/2006/main">
+              <a:graphicData uri="http://schemas.openxmlformats.org/drawingml/2006/picture">
+                <pic:pic xmlns:pic="http://schemas.openxmlformats.org/drawingml/2006/picture">
+                  <pic:nvPicPr>
+                    <pic:cNvPr id="1" name=""/>
+                    <pic:cNvPicPr/>
+                  </pic:nvPicPr>
+                  <pic:blipFill>
+                    <a:blip r:embed="rId91"/>
+                    <a:stretch>
+                      <a:fillRect/>
+                    </a:stretch>
+                  </pic:blipFill>
+                  <pic:spPr>
+                    <a:xfrm>
+                      <a:off x="0" y="0"/>
+                      <a:ext cx="3477110" cy="447737"/>
+                    </a:xfrm>
+                    <a:prstGeom prst="rect">
+                      <a:avLst/>
+                    </a:prstGeom>
+                  </pic:spPr>
+                </pic:pic>
+              </a:graphicData>
+            </a:graphic>
+          </wp:inline>
+        </w:drawing>
+      </w:r>
+    </w:p>
+    <w:p>
+      <w:pPr>
+        <w:rPr>
+          <w:b/>
+        </w:rPr>
+      </w:pPr>
+      <w:r>
+        <w:rPr>
+          <w:b/>
+        </w:rPr>
+        <w:t xml:space="preserve">52- Como a imagem de </w:t>
+      </w:r>
+      <w:proofErr w:type="spellStart"/>
+      <w:r>
+        <w:rPr>
+          <w:b/>
+        </w:rPr>
+        <w:t>footer</w:t>
+      </w:r>
+      <w:proofErr w:type="spellEnd"/>
+      <w:r>
+        <w:rPr>
+          <w:b/>
+        </w:rPr>
+        <w:t xml:space="preserve"> é branca precisamos colocar uma cor de fundo.</w:t>
+      </w:r>
+    </w:p>
+    <w:p>
+      <w:pPr>
+        <w:rPr>
+          <w:b/>
+        </w:rPr>
+      </w:pPr>
+      <w:r>
+        <w:rPr>
+          <w:b/>
+        </w:rPr>
+        <w:drawing>
+          <wp:inline distT="0" distB="0" distL="0" distR="0" wp14:anchorId="1BF2C469" wp14:editId="16D54A55">
+            <wp:extent cx="2114845" cy="743054"/>
+            <wp:effectExtent l="0" t="0" r="0" b="0"/>
+            <wp:docPr id="102" name="Imagem 102"/>
+            <wp:cNvGraphicFramePr>
+              <a:graphicFrameLocks xmlns:a="http://schemas.openxmlformats.org/drawingml/2006/main" noChangeAspect="1"/>
+            </wp:cNvGraphicFramePr>
+            <a:graphic xmlns:a="http://schemas.openxmlformats.org/drawingml/2006/main">
+              <a:graphicData uri="http://schemas.openxmlformats.org/drawingml/2006/picture">
+                <pic:pic xmlns:pic="http://schemas.openxmlformats.org/drawingml/2006/picture">
+                  <pic:nvPicPr>
+                    <pic:cNvPr id="1" name=""/>
+                    <pic:cNvPicPr/>
+                  </pic:nvPicPr>
+                  <pic:blipFill>
+                    <a:blip r:embed="rId92"/>
+                    <a:stretch>
+                      <a:fillRect/>
+                    </a:stretch>
+                  </pic:blipFill>
+                  <pic:spPr>
+                    <a:xfrm>
+                      <a:off x="0" y="0"/>
+                      <a:ext cx="2114845" cy="743054"/>
+                    </a:xfrm>
+                    <a:prstGeom prst="rect">
+                      <a:avLst/>
+                    </a:prstGeom>
+                  </pic:spPr>
+                </pic:pic>
+              </a:graphicData>
+            </a:graphic>
+          </wp:inline>
+        </w:drawing>
+      </w:r>
+    </w:p>
+    <w:p>
+      <w:pPr>
+        <w:rPr>
+          <w:b/>
+        </w:rPr>
+      </w:pPr>
+      <w:r>
+        <w:rPr>
+          <w:b/>
+        </w:rPr>
+        <w:t xml:space="preserve">53- Inserimos um parágrafo no </w:t>
+      </w:r>
+      <w:proofErr w:type="spellStart"/>
+      <w:r>
+        <w:rPr>
+          <w:b/>
+        </w:rPr>
+        <w:t>footer</w:t>
+      </w:r>
+      <w:proofErr w:type="spellEnd"/>
+      <w:r>
+        <w:rPr>
+          <w:b/>
+        </w:rPr>
+        <w:t xml:space="preserve"> e centralizamos os conteúdos dentro dele.</w:t>
+      </w:r>
+    </w:p>
+    <w:p>
+      <w:pPr>
+        <w:rPr>
+          <w:b/>
+        </w:rPr>
+      </w:pPr>
+      <w:r>
+        <w:rPr>
+          <w:b/>
+        </w:rPr>
+        <w:drawing>
+          <wp:inline distT="0" distB="0" distL="0" distR="0" wp14:anchorId="3EE31856" wp14:editId="29296799">
+            <wp:extent cx="2495898" cy="1714739"/>
+            <wp:effectExtent l="0" t="0" r="0" b="0"/>
+            <wp:docPr id="104" name="Imagem 104"/>
+            <wp:cNvGraphicFramePr>
+              <a:graphicFrameLocks xmlns:a="http://schemas.openxmlformats.org/drawingml/2006/main" noChangeAspect="1"/>
+            </wp:cNvGraphicFramePr>
+            <a:graphic xmlns:a="http://schemas.openxmlformats.org/drawingml/2006/main">
+              <a:graphicData uri="http://schemas.openxmlformats.org/drawingml/2006/picture">
+                <pic:pic xmlns:pic="http://schemas.openxmlformats.org/drawingml/2006/picture">
+                  <pic:nvPicPr>
+                    <pic:cNvPr id="1" name=""/>
+                    <pic:cNvPicPr/>
+                  </pic:nvPicPr>
+                  <pic:blipFill>
+                    <a:blip r:embed="rId93"/>
+                    <a:stretch>
+                      <a:fillRect/>
+                    </a:stretch>
+                  </pic:blipFill>
+                  <pic:spPr>
+                    <a:xfrm>
+                      <a:off x="0" y="0"/>
+                      <a:ext cx="2495898" cy="1714739"/>
+                    </a:xfrm>
+                    <a:prstGeom prst="rect">
+                      <a:avLst/>
+                    </a:prstGeom>
+                  </pic:spPr>
+                </pic:pic>
+              </a:graphicData>
+            </a:graphic>
+          </wp:inline>
+        </w:drawing>
+      </w:r>
+      <w:r>
+        <w:rPr>
+          <w:b/>
+        </w:rPr>
+        <w:drawing>
+          <wp:inline distT="0" distB="0" distL="0" distR="0" wp14:anchorId="111C5EFE" wp14:editId="0470A61F">
+            <wp:extent cx="3590925" cy="657225"/>
+            <wp:effectExtent l="0" t="0" r="9525" b="9525"/>
+            <wp:docPr id="103" name="Imagem 103"/>
+            <wp:cNvGraphicFramePr>
+              <a:graphicFrameLocks xmlns:a="http://schemas.openxmlformats.org/drawingml/2006/main" noChangeAspect="1"/>
+            </wp:cNvGraphicFramePr>
+            <a:graphic xmlns:a="http://schemas.openxmlformats.org/drawingml/2006/main">
+              <a:graphicData uri="http://schemas.openxmlformats.org/drawingml/2006/picture">
+                <pic:pic xmlns:pic="http://schemas.openxmlformats.org/drawingml/2006/picture">
+                  <pic:nvPicPr>
+                    <pic:cNvPr id="1" name=""/>
+                    <pic:cNvPicPr/>
+                  </pic:nvPicPr>
+                  <pic:blipFill>
+                    <a:blip r:embed="rId94"/>
+                    <a:stretch>
+                      <a:fillRect/>
+                    </a:stretch>
+                  </pic:blipFill>
+                  <pic:spPr>
+                    <a:xfrm>
+                      <a:off x="0" y="0"/>
+                      <a:ext cx="3591435" cy="657318"/>
                     </a:xfrm>
                     <a:prstGeom prst="rect">
                       <a:avLst/>

--- a/Apostila/Projeto Space For Men.docx
+++ b/Apostila/Projeto Space For Men.docx
@@ -502,6 +502,7 @@
     </w:p>
     <w:p>
       <w:r>
+        <w:lastRenderedPageBreak/>
         <w:t xml:space="preserve">6-No </w:t>
       </w:r>
       <w:proofErr w:type="spellStart"/>
@@ -888,6 +889,7 @@
     <w:p/>
     <w:p>
       <w:r>
+        <w:lastRenderedPageBreak/>
         <w:t>10- Dividimos a nossa página em duas:</w:t>
       </w:r>
     </w:p>
@@ -1211,6 +1213,7 @@
     <w:p/>
     <w:p>
       <w:r>
+        <w:lastRenderedPageBreak/>
         <w:t xml:space="preserve">13- Para colocar a lista ao lado da imagem mudamos a natureza da lista utilizando </w:t>
       </w:r>
       <w:proofErr w:type="spellStart"/>
@@ -1445,6 +1448,7 @@
     </w:p>
     <w:p>
       <w:r>
+        <w:lastRenderedPageBreak/>
         <w:t>15- Ainda trabalhando com a lista definimos um tamanho para que ela ocupe 20% de largura e colocamos um espaço externo para o lado direito de 15% o</w:t>
       </w:r>
       <w:r>
@@ -2140,6 +2144,7 @@
     </w:p>
     <w:p>
       <w:r>
+        <w:lastRenderedPageBreak/>
         <w:t xml:space="preserve">19-Criamos dois arquivos no projeto produtos.html e o produtos.css e ligamos no </w:t>
       </w:r>
       <w:proofErr w:type="gramStart"/>
@@ -2440,6 +2445,7 @@
     <w:p/>
     <w:p>
       <w:r>
+        <w:lastRenderedPageBreak/>
         <w:t xml:space="preserve">22-Na lista-ordenada incluímos uma ancora, a </w:t>
       </w:r>
       <w:proofErr w:type="spellStart"/>
@@ -2798,6 +2804,7 @@
         <w:rPr>
           <w:noProof/>
         </w:rPr>
+        <w:lastRenderedPageBreak/>
         <mc:AlternateContent>
           <mc:Choice Requires="wps">
             <w:drawing>
@@ -3330,6 +3337,7 @@
         <w:ind w:left="45"/>
       </w:pPr>
       <w:r>
+        <w:lastRenderedPageBreak/>
         <w:t xml:space="preserve">Criamos um arquivo chamado reset.css e adicionamos ao nosso site, ele retirou todo o </w:t>
       </w:r>
       <w:proofErr w:type="spellStart"/>
@@ -3681,6 +3689,7 @@
         <w:rPr>
           <w:noProof/>
         </w:rPr>
+        <w:lastRenderedPageBreak/>
         <w:drawing>
           <wp:inline distT="0" distB="0" distL="0" distR="0" wp14:anchorId="1D522F26" wp14:editId="7D4DBA70">
             <wp:extent cx="4162425" cy="2143125"/>
@@ -3937,6 +3946,7 @@
     </w:p>
     <w:p>
       <w:r>
+        <w:lastRenderedPageBreak/>
         <w:t xml:space="preserve">                                                                     </w:t>
       </w:r>
       <w:r>
@@ -4104,6 +4114,7 @@
     </w:p>
     <w:p>
       <w:r>
+        <w:lastRenderedPageBreak/>
         <w:t xml:space="preserve">  </w:t>
       </w:r>
       <w:r>
@@ -4429,6 +4440,7 @@
     </w:p>
     <w:p>
       <w:r>
+        <w:lastRenderedPageBreak/>
         <w:t xml:space="preserve">36-Determinamos que cada item da lista </w:t>
       </w:r>
       <w:r>
@@ -4775,6 +4787,7 @@
         <w:rPr>
           <w:noProof/>
         </w:rPr>
+        <w:lastRenderedPageBreak/>
         <mc:AlternateContent>
           <mc:Choice Requires="wps">
             <w:drawing>
@@ -5216,6 +5229,7 @@
           <w:b/>
           <w:noProof/>
         </w:rPr>
+        <w:lastRenderedPageBreak/>
         <w:drawing>
           <wp:inline distT="0" distB="0" distL="0" distR="0" wp14:anchorId="2BDFCF89" wp14:editId="44297823">
             <wp:extent cx="3695700" cy="3638550"/>
@@ -5338,16 +5352,17 @@
           <w:b/>
           <w:noProof/>
         </w:rPr>
+        <w:lastRenderedPageBreak/>
         <mc:AlternateContent>
           <mc:Choice Requires="wps">
             <w:drawing>
               <wp:anchor distT="0" distB="0" distL="114300" distR="114300" simplePos="0" relativeHeight="251676672" behindDoc="0" locked="0" layoutInCell="1" allowOverlap="1">
                 <wp:simplePos x="0" y="0"/>
                 <wp:positionH relativeFrom="column">
-                  <wp:posOffset>5495925</wp:posOffset>
+                  <wp:posOffset>1857375</wp:posOffset>
                 </wp:positionH>
                 <wp:positionV relativeFrom="paragraph">
-                  <wp:posOffset>2059940</wp:posOffset>
+                  <wp:posOffset>3593465</wp:posOffset>
                 </wp:positionV>
                 <wp:extent cx="866775" cy="85725"/>
                 <wp:effectExtent l="0" t="57150" r="28575" b="28575"/>
@@ -5393,7 +5408,11 @@
           </mc:Choice>
           <mc:Fallback>
             <w:pict>
-              <v:shape w14:anchorId="188FF78F" id="Conector de Seta Reta 87" o:spid="_x0000_s1026" type="#_x0000_t32" style="position:absolute;margin-left:432.75pt;margin-top:162.2pt;width:68.25pt;height:6.75pt;flip:x y;z-index:251676672;visibility:visible;mso-wrap-style:square;mso-wrap-distance-left:9pt;mso-wrap-distance-top:0;mso-wrap-distance-right:9pt;mso-wrap-distance-bottom:0;mso-position-horizontal:absolute;mso-position-horizontal-relative:text;mso-position-vertical:absolute;mso-position-vertical-relative:text" o:gfxdata="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" strokecolor="#4472c4 [3204]" strokeweight=".5pt">
+              <v:shapetype w14:anchorId="3E246FB8" id="_x0000_t32" coordsize="21600,21600" o:spt="32" o:oned="t" path="m,l21600,21600e" filled="f">
+                <v:path arrowok="t" fillok="f" o:connecttype="none"/>
+                <o:lock v:ext="edit" shapetype="t"/>
+              </v:shapetype>
+              <v:shape id="Conector de Seta Reta 87" o:spid="_x0000_s1026" type="#_x0000_t32" style="position:absolute;margin-left:146.25pt;margin-top:282.95pt;width:68.25pt;height:6.75pt;flip:x y;z-index:251676672;visibility:visible;mso-wrap-style:square;mso-wrap-distance-left:9pt;mso-wrap-distance-top:0;mso-wrap-distance-right:9pt;mso-wrap-distance-bottom:0;mso-position-horizontal:absolute;mso-position-horizontal-relative:text;mso-position-vertical:absolute;mso-position-vertical-relative:text" o:gfxdata="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" strokecolor="#4472c4 [3204]" strokeweight=".5pt">
                 <v:stroke endarrow="block" joinstyle="miter"/>
               </v:shape>
             </w:pict>
@@ -5602,6 +5621,7 @@
           <w:b/>
           <w:noProof/>
         </w:rPr>
+        <w:lastRenderedPageBreak/>
         <w:drawing>
           <wp:inline distT="0" distB="0" distL="0" distR="0" wp14:anchorId="441BBA5F" wp14:editId="0076B37F">
             <wp:extent cx="4105275" cy="2304415"/>
@@ -5885,6 +5905,7 @@
         <w:rPr>
           <w:b/>
         </w:rPr>
+        <w:lastRenderedPageBreak/>
         <w:t>47- Ainda trabalhando anda com houver ao passar o mouse adicionamos uma linha em cada item do menu.</w:t>
       </w:r>
     </w:p>
@@ -6026,6 +6047,7 @@
     </w:p>
     <w:p>
       <w:pPr>
+        <w:spacing w:line="240" w:lineRule="auto"/>
         <w:rPr>
           <w:b/>
         </w:rPr>
@@ -6033,6 +6055,7 @@
       <w:r>
         <w:rPr>
           <w:b/>
+          <w:noProof/>
         </w:rPr>
         <w:drawing>
           <wp:inline distT="0" distB="0" distL="0" distR="0" wp14:anchorId="2907D9DD" wp14:editId="2D3DC88E">
@@ -6073,6 +6096,7 @@
       <w:r>
         <w:rPr>
           <w:b/>
+          <w:noProof/>
         </w:rPr>
         <w:drawing>
           <wp:inline distT="0" distB="0" distL="0" distR="0" wp14:anchorId="0EF40FDA" wp14:editId="5428E694">
@@ -6180,6 +6204,7 @@
       <w:r>
         <w:rPr>
           <w:b/>
+          <w:noProof/>
         </w:rPr>
         <w:drawing>
           <wp:inline distT="0" distB="0" distL="0" distR="0" wp14:anchorId="6B9A16C3" wp14:editId="27E84A61">
@@ -6254,6 +6279,7 @@
       <w:r>
         <w:rPr>
           <w:b/>
+          <w:noProof/>
         </w:rPr>
         <w:drawing>
           <wp:inline distT="0" distB="0" distL="0" distR="0" wp14:anchorId="6BA69157" wp14:editId="48D5645D">
@@ -6328,6 +6354,7 @@
       <w:r>
         <w:rPr>
           <w:b/>
+          <w:noProof/>
         </w:rPr>
         <w:drawing>
           <wp:inline distT="0" distB="0" distL="0" distR="0" wp14:anchorId="1BF2C469" wp14:editId="16D54A55">
@@ -6402,7 +6429,9 @@
       <w:r>
         <w:rPr>
           <w:b/>
-        </w:rPr>
+          <w:noProof/>
+        </w:rPr>
+        <w:lastRenderedPageBreak/>
         <w:drawing>
           <wp:inline distT="0" distB="0" distL="0" distR="0" wp14:anchorId="3EE31856" wp14:editId="29296799">
             <wp:extent cx="2495898" cy="1714739"/>
@@ -6442,6 +6471,7 @@
       <w:r>
         <w:rPr>
           <w:b/>
+          <w:noProof/>
         </w:rPr>
         <w:drawing>
           <wp:inline distT="0" distB="0" distL="0" distR="0" wp14:anchorId="111C5EFE" wp14:editId="0470A61F">
@@ -6479,15 +6509,523 @@
           </wp:inline>
         </w:drawing>
       </w:r>
+    </w:p>
+    <w:p>
+      <w:pPr>
+        <w:rPr>
+          <w:b/>
+        </w:rPr>
+      </w:pPr>
+      <w:r>
+        <w:rPr>
+          <w:b/>
+        </w:rPr>
+        <w:t>54-</w:t>
+      </w:r>
+      <w:r>
+        <w:rPr>
+          <w:b/>
+        </w:rPr>
+        <w:t xml:space="preserve"> Inserimos uma imagem de fundo no site ao </w:t>
+      </w:r>
+      <w:proofErr w:type="spellStart"/>
+      <w:r>
+        <w:rPr>
+          <w:b/>
+        </w:rPr>
+        <w:t>contrario</w:t>
+      </w:r>
+      <w:proofErr w:type="spellEnd"/>
+      <w:r>
+        <w:rPr>
+          <w:b/>
+        </w:rPr>
+        <w:t xml:space="preserve"> do HTML colocamos uma imagem de fundo pelo CSS e quando realizamos tal função a natureza da imagem é ficar se repetindo no site.</w:t>
+      </w:r>
+    </w:p>
+    <w:p>
+      <w:r>
+        <w:rPr>
+          <w:b/>
+          <w:noProof/>
+        </w:rPr>
+        <mc:AlternateContent>
+          <mc:Choice Requires="wps">
+            <w:drawing>
+              <wp:anchor distT="0" distB="0" distL="114300" distR="114300" simplePos="0" relativeHeight="251677696" behindDoc="0" locked="0" layoutInCell="1" allowOverlap="1">
+                <wp:simplePos x="0" y="0"/>
+                <wp:positionH relativeFrom="column">
+                  <wp:posOffset>1743075</wp:posOffset>
+                </wp:positionH>
+                <wp:positionV relativeFrom="paragraph">
+                  <wp:posOffset>280035</wp:posOffset>
+                </wp:positionV>
+                <wp:extent cx="1066800" cy="400050"/>
+                <wp:effectExtent l="38100" t="0" r="19050" b="57150"/>
+                <wp:wrapNone/>
+                <wp:docPr id="97" name="Conector de Seta Reta 97"/>
+                <wp:cNvGraphicFramePr/>
+                <a:graphic xmlns:a="http://schemas.openxmlformats.org/drawingml/2006/main">
+                  <a:graphicData uri="http://schemas.microsoft.com/office/word/2010/wordprocessingShape">
+                    <wps:wsp>
+                      <wps:cNvCnPr/>
+                      <wps:spPr>
+                        <a:xfrm flipH="1">
+                          <a:off x="0" y="0"/>
+                          <a:ext cx="1066800" cy="400050"/>
+                        </a:xfrm>
+                        <a:prstGeom prst="straightConnector1">
+                          <a:avLst/>
+                        </a:prstGeom>
+                        <a:ln>
+                          <a:tailEnd type="triangle"/>
+                        </a:ln>
+                      </wps:spPr>
+                      <wps:style>
+                        <a:lnRef idx="1">
+                          <a:schemeClr val="accent1"/>
+                        </a:lnRef>
+                        <a:fillRef idx="0">
+                          <a:schemeClr val="accent1"/>
+                        </a:fillRef>
+                        <a:effectRef idx="0">
+                          <a:schemeClr val="accent1"/>
+                        </a:effectRef>
+                        <a:fontRef idx="minor">
+                          <a:schemeClr val="tx1"/>
+                        </a:fontRef>
+                      </wps:style>
+                      <wps:bodyPr/>
+                    </wps:wsp>
+                  </a:graphicData>
+                </a:graphic>
+              </wp:anchor>
+            </w:drawing>
+          </mc:Choice>
+          <mc:Fallback>
+            <w:pict>
+              <v:shape w14:anchorId="2E4441AD" id="Conector de Seta Reta 97" o:spid="_x0000_s1026" type="#_x0000_t32" style="position:absolute;margin-left:137.25pt;margin-top:22.05pt;width:84pt;height:31.5pt;flip:x;z-index:251677696;visibility:visible;mso-wrap-style:square;mso-wrap-distance-left:9pt;mso-wrap-distance-top:0;mso-wrap-distance-right:9pt;mso-wrap-distance-bottom:0;mso-position-horizontal:absolute;mso-position-horizontal-relative:text;mso-position-vertical:absolute;mso-position-vertical-relative:text" o:gfxdata="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" strokecolor="#4472c4 [3204]" strokeweight=".5pt">
+                <v:stroke endarrow="block" joinstyle="miter"/>
+              </v:shape>
+            </w:pict>
+          </mc:Fallback>
+        </mc:AlternateContent>
+      </w:r>
+      <w:r>
+        <w:rPr>
+          <w:b/>
+        </w:rPr>
+        <w:t>Se não quiséssemos que isso não</w:t>
+      </w:r>
+      <w:r>
+        <w:t xml:space="preserve"> </w:t>
+      </w:r>
+      <w:r>
+        <w:rPr>
+          <w:b/>
+        </w:rPr>
+        <w:t>aconteça precisamos</w:t>
+      </w:r>
+      <w:r>
+        <w:t xml:space="preserve"> </w:t>
+      </w:r>
+      <w:r>
+        <w:rPr>
+          <w:b/>
+        </w:rPr>
+        <w:t>adicionar o comando</w:t>
+      </w:r>
+      <w:r>
+        <w:t>.</w:t>
+      </w:r>
+    </w:p>
+    <w:p>
+      <w:pPr>
+        <w:rPr>
+          <w:b/>
+        </w:rPr>
+      </w:pPr>
+      <w:r>
+        <w:rPr>
+          <w:noProof/>
+        </w:rPr>
+        <mc:AlternateContent>
+          <mc:Choice Requires="wps">
+            <w:drawing>
+              <wp:anchor distT="0" distB="0" distL="114300" distR="114300" simplePos="0" relativeHeight="251678720" behindDoc="0" locked="0" layoutInCell="1" allowOverlap="1">
+                <wp:simplePos x="0" y="0"/>
+                <wp:positionH relativeFrom="column">
+                  <wp:posOffset>-95250</wp:posOffset>
+                </wp:positionH>
+                <wp:positionV relativeFrom="paragraph">
+                  <wp:posOffset>79375</wp:posOffset>
+                </wp:positionV>
+                <wp:extent cx="419100" cy="485775"/>
+                <wp:effectExtent l="0" t="0" r="76200" b="47625"/>
+                <wp:wrapNone/>
+                <wp:docPr id="105" name="Conector de Seta Reta 105"/>
+                <wp:cNvGraphicFramePr/>
+                <a:graphic xmlns:a="http://schemas.openxmlformats.org/drawingml/2006/main">
+                  <a:graphicData uri="http://schemas.microsoft.com/office/word/2010/wordprocessingShape">
+                    <wps:wsp>
+                      <wps:cNvCnPr/>
+                      <wps:spPr>
+                        <a:xfrm>
+                          <a:off x="0" y="0"/>
+                          <a:ext cx="419100" cy="485775"/>
+                        </a:xfrm>
+                        <a:prstGeom prst="straightConnector1">
+                          <a:avLst/>
+                        </a:prstGeom>
+                        <a:ln>
+                          <a:tailEnd type="triangle"/>
+                        </a:ln>
+                      </wps:spPr>
+                      <wps:style>
+                        <a:lnRef idx="1">
+                          <a:schemeClr val="accent1"/>
+                        </a:lnRef>
+                        <a:fillRef idx="0">
+                          <a:schemeClr val="accent1"/>
+                        </a:fillRef>
+                        <a:effectRef idx="0">
+                          <a:schemeClr val="accent1"/>
+                        </a:effectRef>
+                        <a:fontRef idx="minor">
+                          <a:schemeClr val="tx1"/>
+                        </a:fontRef>
+                      </wps:style>
+                      <wps:bodyPr/>
+                    </wps:wsp>
+                  </a:graphicData>
+                </a:graphic>
+              </wp:anchor>
+            </w:drawing>
+          </mc:Choice>
+          <mc:Fallback>
+            <w:pict>
+              <v:shape w14:anchorId="64667632" id="Conector de Seta Reta 105" o:spid="_x0000_s1026" type="#_x0000_t32" style="position:absolute;margin-left:-7.5pt;margin-top:6.25pt;width:33pt;height:38.25pt;z-index:251678720;visibility:visible;mso-wrap-style:square;mso-wrap-distance-left:9pt;mso-wrap-distance-top:0;mso-wrap-distance-right:9pt;mso-wrap-distance-bottom:0;mso-position-horizontal:absolute;mso-position-horizontal-relative:text;mso-position-vertical:absolute;mso-position-vertical-relative:text" o:gfxdata="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" strokecolor="#4472c4 [3204]" strokeweight=".5pt">
+                <v:stroke endarrow="block" joinstyle="miter"/>
+              </v:shape>
+            </w:pict>
+          </mc:Fallback>
+        </mc:AlternateContent>
+      </w:r>
+      <w:r>
+        <w:drawing>
+          <wp:inline distT="0" distB="0" distL="0" distR="0" wp14:anchorId="78643987" wp14:editId="5F718572">
+            <wp:extent cx="3077004" cy="933580"/>
+            <wp:effectExtent l="0" t="0" r="9525" b="0"/>
+            <wp:docPr id="96" name="Imagem 96"/>
+            <wp:cNvGraphicFramePr>
+              <a:graphicFrameLocks xmlns:a="http://schemas.openxmlformats.org/drawingml/2006/main" noChangeAspect="1"/>
+            </wp:cNvGraphicFramePr>
+            <a:graphic xmlns:a="http://schemas.openxmlformats.org/drawingml/2006/main">
+              <a:graphicData uri="http://schemas.openxmlformats.org/drawingml/2006/picture">
+                <pic:pic xmlns:pic="http://schemas.openxmlformats.org/drawingml/2006/picture">
+                  <pic:nvPicPr>
+                    <pic:cNvPr id="1" name=""/>
+                    <pic:cNvPicPr/>
+                  </pic:nvPicPr>
+                  <pic:blipFill>
+                    <a:blip r:embed="rId95"/>
+                    <a:stretch>
+                      <a:fillRect/>
+                    </a:stretch>
+                  </pic:blipFill>
+                  <pic:spPr>
+                    <a:xfrm>
+                      <a:off x="0" y="0"/>
+                      <a:ext cx="3077004" cy="933580"/>
+                    </a:xfrm>
+                    <a:prstGeom prst="rect">
+                      <a:avLst/>
+                    </a:prstGeom>
+                  </pic:spPr>
+                </pic:pic>
+              </a:graphicData>
+            </a:graphic>
+          </wp:inline>
+        </w:drawing>
+      </w:r>
+    </w:p>
+    <w:p>
+      <w:pPr>
+        <w:rPr>
+          <w:b/>
+        </w:rPr>
+      </w:pPr>
+      <w:r>
+        <w:rPr>
+          <w:b/>
+        </w:rPr>
+        <w:t>55</w:t>
+      </w:r>
+      <w:proofErr w:type="gramStart"/>
+      <w:r>
+        <w:rPr>
+          <w:b/>
+        </w:rPr>
+        <w:t xml:space="preserve">- </w:t>
+      </w:r>
+      <w:r>
+        <w:rPr>
+          <w:b/>
+        </w:rPr>
+        <w:t xml:space="preserve"> No</w:t>
+      </w:r>
+      <w:proofErr w:type="gramEnd"/>
+      <w:r>
+        <w:rPr>
+          <w:b/>
+        </w:rPr>
+        <w:t xml:space="preserve"> </w:t>
+      </w:r>
+      <w:proofErr w:type="spellStart"/>
+      <w:r>
+        <w:rPr>
+          <w:b/>
+        </w:rPr>
+        <w:t>footer</w:t>
+      </w:r>
+      <w:proofErr w:type="spellEnd"/>
+      <w:r>
+        <w:rPr>
+          <w:b/>
+        </w:rPr>
+        <w:t xml:space="preserve"> após colocamos uma imagem de fundo preta se fez necessário mudar a cor da letra do </w:t>
+      </w:r>
+      <w:proofErr w:type="spellStart"/>
+      <w:r>
+        <w:rPr>
+          <w:b/>
+        </w:rPr>
+        <w:t>paragrafo</w:t>
+      </w:r>
+      <w:proofErr w:type="spellEnd"/>
+      <w:r>
+        <w:rPr>
+          <w:b/>
+        </w:rPr>
+        <w:t xml:space="preserve"> (White).</w:t>
+      </w:r>
+    </w:p>
+    <w:p>
+      <w:pPr>
+        <w:spacing w:line="240" w:lineRule="auto"/>
+        <w:rPr>
+          <w:b/>
+        </w:rPr>
+      </w:pPr>
+      <w:r>
+        <w:rPr>
+          <w:b/>
+        </w:rPr>
+        <w:t>Aumentamos o espaço interno tanto para cima como para baixo e diminuímos o tamanho da fonte</w:t>
+      </w:r>
+    </w:p>
+    <w:p>
+      <w:pPr>
+        <w:rPr>
+          <w:b/>
+        </w:rPr>
+      </w:pPr>
+      <w:r>
+        <w:rPr>
+          <w:b/>
+        </w:rPr>
+        <w:drawing>
+          <wp:inline distT="0" distB="0" distL="0" distR="0" wp14:anchorId="1E05BD79" wp14:editId="5D427DFB">
+            <wp:extent cx="2943636" cy="1190791"/>
+            <wp:effectExtent l="0" t="0" r="9525" b="9525"/>
+            <wp:docPr id="106" name="Imagem 106"/>
+            <wp:cNvGraphicFramePr>
+              <a:graphicFrameLocks xmlns:a="http://schemas.openxmlformats.org/drawingml/2006/main" noChangeAspect="1"/>
+            </wp:cNvGraphicFramePr>
+            <a:graphic xmlns:a="http://schemas.openxmlformats.org/drawingml/2006/main">
+              <a:graphicData uri="http://schemas.openxmlformats.org/drawingml/2006/picture">
+                <pic:pic xmlns:pic="http://schemas.openxmlformats.org/drawingml/2006/picture">
+                  <pic:nvPicPr>
+                    <pic:cNvPr id="1" name=""/>
+                    <pic:cNvPicPr/>
+                  </pic:nvPicPr>
+                  <pic:blipFill>
+                    <a:blip r:embed="rId96"/>
+                    <a:stretch>
+                      <a:fillRect/>
+                    </a:stretch>
+                  </pic:blipFill>
+                  <pic:spPr>
+                    <a:xfrm>
+                      <a:off x="0" y="0"/>
+                      <a:ext cx="2943636" cy="1190791"/>
+                    </a:xfrm>
+                    <a:prstGeom prst="rect">
+                      <a:avLst/>
+                    </a:prstGeom>
+                  </pic:spPr>
+                </pic:pic>
+              </a:graphicData>
+            </a:graphic>
+          </wp:inline>
+        </w:drawing>
+      </w:r>
+    </w:p>
+    <w:p>
+      <w:pPr>
+        <w:rPr>
+          <w:noProof/>
+        </w:rPr>
+      </w:pPr>
+      <w:r>
+        <w:rPr>
+          <w:b/>
+        </w:rPr>
+        <w:t>56-</w:t>
+      </w:r>
+      <w:r>
+        <w:rPr>
+          <w:b/>
+        </w:rPr>
+        <w:t xml:space="preserve"> Criamos a pagina </w:t>
+      </w:r>
+      <w:r>
+        <w:rPr>
+          <w:b/>
+        </w:rPr>
+        <w:t xml:space="preserve">contatos.html e contato.css, copiamos o cabeçalho (header) da pagina e colocamos na </w:t>
+      </w:r>
+      <w:proofErr w:type="spellStart"/>
+      <w:r>
+        <w:rPr>
+          <w:b/>
+        </w:rPr>
+        <w:t>pagina</w:t>
+      </w:r>
+      <w:proofErr w:type="spellEnd"/>
+      <w:r>
+        <w:rPr>
+          <w:b/>
+        </w:rPr>
+        <w:t xml:space="preserve"> contato e repetimos o mesmo processo do </w:t>
+      </w:r>
+      <w:proofErr w:type="spellStart"/>
+      <w:r>
+        <w:rPr>
+          <w:b/>
+        </w:rPr>
+        <w:t>css</w:t>
+      </w:r>
+      <w:proofErr w:type="spellEnd"/>
+      <w:r>
+        <w:rPr>
+          <w:b/>
+        </w:rPr>
+        <w:t xml:space="preserve"> com isso finalizamos o menu e que já estava pronto.</w:t>
+      </w:r>
+      <w:r>
+        <w:rPr>
+          <w:noProof/>
+        </w:rPr>
+        <w:t xml:space="preserve"> </w:t>
+      </w:r>
+    </w:p>
+    <w:p>
+      <w:pPr>
+        <w:rPr>
+          <w:b/>
+        </w:rPr>
+      </w:pPr>
+      <w:r>
+        <w:rPr>
+          <w:b/>
+        </w:rPr>
+        <w:lastRenderedPageBreak/>
+        <w:drawing>
+          <wp:inline distT="0" distB="0" distL="0" distR="0" wp14:anchorId="6362D6F2" wp14:editId="61DCE890">
+            <wp:extent cx="2646680" cy="3438525"/>
+            <wp:effectExtent l="0" t="0" r="1270" b="9525"/>
+            <wp:docPr id="109" name="Imagem 109"/>
+            <wp:cNvGraphicFramePr>
+              <a:graphicFrameLocks xmlns:a="http://schemas.openxmlformats.org/drawingml/2006/main" noChangeAspect="1"/>
+            </wp:cNvGraphicFramePr>
+            <a:graphic xmlns:a="http://schemas.openxmlformats.org/drawingml/2006/main">
+              <a:graphicData uri="http://schemas.openxmlformats.org/drawingml/2006/picture">
+                <pic:pic xmlns:pic="http://schemas.openxmlformats.org/drawingml/2006/picture">
+                  <pic:nvPicPr>
+                    <pic:cNvPr id="1" name=""/>
+                    <pic:cNvPicPr/>
+                  </pic:nvPicPr>
+                  <pic:blipFill>
+                    <a:blip r:embed="rId97"/>
+                    <a:stretch>
+                      <a:fillRect/>
+                    </a:stretch>
+                  </pic:blipFill>
+                  <pic:spPr>
+                    <a:xfrm>
+                      <a:off x="0" y="0"/>
+                      <a:ext cx="2911048" cy="3781988"/>
+                    </a:xfrm>
+                    <a:prstGeom prst="rect">
+                      <a:avLst/>
+                    </a:prstGeom>
+                  </pic:spPr>
+                </pic:pic>
+              </a:graphicData>
+            </a:graphic>
+          </wp:inline>
+        </w:drawing>
+      </w:r>
+      <w:r>
+        <w:rPr>
+          <w:b/>
+        </w:rPr>
+        <w:drawing>
+          <wp:inline distT="0" distB="0" distL="0" distR="0" wp14:anchorId="5472431B" wp14:editId="1AF2B846">
+            <wp:extent cx="2543174" cy="1524000"/>
+            <wp:effectExtent l="0" t="0" r="0" b="0"/>
+            <wp:docPr id="108" name="Imagem 108"/>
+            <wp:cNvGraphicFramePr>
+              <a:graphicFrameLocks xmlns:a="http://schemas.openxmlformats.org/drawingml/2006/main" noChangeAspect="1"/>
+            </wp:cNvGraphicFramePr>
+            <a:graphic xmlns:a="http://schemas.openxmlformats.org/drawingml/2006/main">
+              <a:graphicData uri="http://schemas.openxmlformats.org/drawingml/2006/picture">
+                <pic:pic xmlns:pic="http://schemas.openxmlformats.org/drawingml/2006/picture">
+                  <pic:nvPicPr>
+                    <pic:cNvPr id="1" name=""/>
+                    <pic:cNvPicPr/>
+                  </pic:nvPicPr>
+                  <pic:blipFill>
+                    <a:blip r:embed="rId98"/>
+                    <a:stretch>
+                      <a:fillRect/>
+                    </a:stretch>
+                  </pic:blipFill>
+                  <pic:spPr>
+                    <a:xfrm>
+                      <a:off x="0" y="0"/>
+                      <a:ext cx="2548644" cy="1527278"/>
+                    </a:xfrm>
+                    <a:prstGeom prst="rect">
+                      <a:avLst/>
+                    </a:prstGeom>
+                  </pic:spPr>
+                </pic:pic>
+              </a:graphicData>
+            </a:graphic>
+          </wp:inline>
+        </w:drawing>
+      </w:r>
+    </w:p>
+    <w:p>
+      <w:pPr>
+        <w:rPr>
+          <w:b/>
+        </w:rPr>
+      </w:pPr>
       <w:bookmarkStart w:id="0" w:name="_GoBack"/>
       <w:bookmarkEnd w:id="0"/>
-    </w:p>
-    <w:p>
-      <w:pPr>
-        <w:rPr>
-          <w:b/>
-        </w:rPr>
-      </w:pPr>
     </w:p>
     <w:sectPr>
       <w:pgSz w:w="11906" w:h="16838"/>
@@ -7092,7 +7630,6 @@
   <w:style w:type="character" w:default="1" w:styleId="Fontepargpadro">
     <w:name w:val="Default Paragraph Font"/>
     <w:uiPriority w:val="1"/>
-    <w:semiHidden/>
     <w:unhideWhenUsed/>
   </w:style>
   <w:style w:type="table" w:default="1" w:styleId="Tabelanormal">

--- a/Apostila/Projeto Space For Men.docx
+++ b/Apostila/Projeto Space For Men.docx
@@ -502,7 +502,6 @@
     </w:p>
     <w:p>
       <w:r>
-        <w:lastRenderedPageBreak/>
         <w:t xml:space="preserve">6-No </w:t>
       </w:r>
       <w:proofErr w:type="spellStart"/>
@@ -889,7 +888,6 @@
     <w:p/>
     <w:p>
       <w:r>
-        <w:lastRenderedPageBreak/>
         <w:t>10- Dividimos a nossa página em duas:</w:t>
       </w:r>
     </w:p>
@@ -1213,7 +1211,6 @@
     <w:p/>
     <w:p>
       <w:r>
-        <w:lastRenderedPageBreak/>
         <w:t xml:space="preserve">13- Para colocar a lista ao lado da imagem mudamos a natureza da lista utilizando </w:t>
       </w:r>
       <w:proofErr w:type="spellStart"/>
@@ -1448,7 +1445,6 @@
     </w:p>
     <w:p>
       <w:r>
-        <w:lastRenderedPageBreak/>
         <w:t>15- Ainda trabalhando com a lista definimos um tamanho para que ela ocupe 20% de largura e colocamos um espaço externo para o lado direito de 15% o</w:t>
       </w:r>
       <w:r>
@@ -2144,7 +2140,6 @@
     </w:p>
     <w:p>
       <w:r>
-        <w:lastRenderedPageBreak/>
         <w:t xml:space="preserve">19-Criamos dois arquivos no projeto produtos.html e o produtos.css e ligamos no </w:t>
       </w:r>
       <w:proofErr w:type="gramStart"/>
@@ -2445,7 +2440,6 @@
     <w:p/>
     <w:p>
       <w:r>
-        <w:lastRenderedPageBreak/>
         <w:t xml:space="preserve">22-Na lista-ordenada incluímos uma ancora, a </w:t>
       </w:r>
       <w:proofErr w:type="spellStart"/>
@@ -2804,7 +2798,6 @@
         <w:rPr>
           <w:noProof/>
         </w:rPr>
-        <w:lastRenderedPageBreak/>
         <mc:AlternateContent>
           <mc:Choice Requires="wps">
             <w:drawing>
@@ -3337,7 +3330,6 @@
         <w:ind w:left="45"/>
       </w:pPr>
       <w:r>
-        <w:lastRenderedPageBreak/>
         <w:t xml:space="preserve">Criamos um arquivo chamado reset.css e adicionamos ao nosso site, ele retirou todo o </w:t>
       </w:r>
       <w:proofErr w:type="spellStart"/>
@@ -3689,7 +3681,6 @@
         <w:rPr>
           <w:noProof/>
         </w:rPr>
-        <w:lastRenderedPageBreak/>
         <w:drawing>
           <wp:inline distT="0" distB="0" distL="0" distR="0" wp14:anchorId="1D522F26" wp14:editId="7D4DBA70">
             <wp:extent cx="4162425" cy="2143125"/>
@@ -3946,7 +3937,6 @@
     </w:p>
     <w:p>
       <w:r>
-        <w:lastRenderedPageBreak/>
         <w:t xml:space="preserve">                                                                     </w:t>
       </w:r>
       <w:r>
@@ -4114,7 +4104,6 @@
     </w:p>
     <w:p>
       <w:r>
-        <w:lastRenderedPageBreak/>
         <w:t xml:space="preserve">  </w:t>
       </w:r>
       <w:r>
@@ -4440,7 +4429,6 @@
     </w:p>
     <w:p>
       <w:r>
-        <w:lastRenderedPageBreak/>
         <w:t xml:space="preserve">36-Determinamos que cada item da lista </w:t>
       </w:r>
       <w:r>
@@ -4787,7 +4775,6 @@
         <w:rPr>
           <w:noProof/>
         </w:rPr>
-        <w:lastRenderedPageBreak/>
         <mc:AlternateContent>
           <mc:Choice Requires="wps">
             <w:drawing>
@@ -5229,7 +5216,6 @@
           <w:b/>
           <w:noProof/>
         </w:rPr>
-        <w:lastRenderedPageBreak/>
         <w:drawing>
           <wp:inline distT="0" distB="0" distL="0" distR="0" wp14:anchorId="2BDFCF89" wp14:editId="44297823">
             <wp:extent cx="3695700" cy="3638550"/>
@@ -5352,7 +5338,6 @@
           <w:b/>
           <w:noProof/>
         </w:rPr>
-        <w:lastRenderedPageBreak/>
         <mc:AlternateContent>
           <mc:Choice Requires="wps">
             <w:drawing>
@@ -5621,7 +5606,6 @@
           <w:b/>
           <w:noProof/>
         </w:rPr>
-        <w:lastRenderedPageBreak/>
         <w:drawing>
           <wp:inline distT="0" distB="0" distL="0" distR="0" wp14:anchorId="441BBA5F" wp14:editId="0076B37F">
             <wp:extent cx="4105275" cy="2304415"/>
@@ -5905,7 +5889,6 @@
         <w:rPr>
           <w:b/>
         </w:rPr>
-        <w:lastRenderedPageBreak/>
         <w:t>47- Ainda trabalhando anda com houver ao passar o mouse adicionamos uma linha em cada item do menu.</w:t>
       </w:r>
     </w:p>
@@ -6431,7 +6414,6 @@
           <w:b/>
           <w:noProof/>
         </w:rPr>
-        <w:lastRenderedPageBreak/>
         <w:drawing>
           <wp:inline distT="0" distB="0" distL="0" distR="0" wp14:anchorId="3EE31856" wp14:editId="29296799">
             <wp:extent cx="2495898" cy="1714739"/>
@@ -6712,6 +6694,9 @@
         </mc:AlternateContent>
       </w:r>
       <w:r>
+        <w:rPr>
+          <w:noProof/>
+        </w:rPr>
         <w:drawing>
           <wp:inline distT="0" distB="0" distL="0" distR="0" wp14:anchorId="78643987" wp14:editId="5F718572">
             <wp:extent cx="3077004" cy="933580"/>
@@ -6833,6 +6818,7 @@
       <w:r>
         <w:rPr>
           <w:b/>
+          <w:noProof/>
         </w:rPr>
         <w:drawing>
           <wp:inline distT="0" distB="0" distL="0" distR="0" wp14:anchorId="1E05BD79" wp14:editId="5D427DFB">
@@ -6939,8 +6925,8 @@
       <w:r>
         <w:rPr>
           <w:b/>
-        </w:rPr>
-        <w:lastRenderedPageBreak/>
+          <w:noProof/>
+        </w:rPr>
         <w:drawing>
           <wp:inline distT="0" distB="0" distL="0" distR="0" wp14:anchorId="6362D6F2" wp14:editId="61DCE890">
             <wp:extent cx="2646680" cy="3438525"/>
@@ -6980,6 +6966,7 @@
       <w:r>
         <w:rPr>
           <w:b/>
+          <w:noProof/>
         </w:rPr>
         <w:drawing>
           <wp:inline distT="0" distB="0" distL="0" distR="0" wp14:anchorId="5472431B" wp14:editId="1AF2B846">
@@ -7024,8 +7011,533 @@
           <w:b/>
         </w:rPr>
       </w:pPr>
+      <w:r>
+        <w:rPr>
+          <w:b/>
+        </w:rPr>
+        <w:t xml:space="preserve">57- Na página contato.html inserimos o </w:t>
+      </w:r>
+      <w:proofErr w:type="spellStart"/>
+      <w:r>
+        <w:rPr>
+          <w:b/>
+        </w:rPr>
+        <w:t>main</w:t>
+      </w:r>
+      <w:proofErr w:type="spellEnd"/>
+      <w:r>
+        <w:rPr>
+          <w:b/>
+        </w:rPr>
+        <w:t xml:space="preserve"> dentro dele adicionamos o </w:t>
+      </w:r>
+      <w:proofErr w:type="spellStart"/>
+      <w:r>
+        <w:rPr>
+          <w:b/>
+        </w:rPr>
+        <w:t>form</w:t>
+      </w:r>
+      <w:proofErr w:type="spellEnd"/>
+      <w:r>
+        <w:rPr>
+          <w:b/>
+        </w:rPr>
+        <w:t xml:space="preserve"> e começamos a trabalhar com </w:t>
+      </w:r>
+      <w:proofErr w:type="spellStart"/>
+      <w:r>
+        <w:rPr>
+          <w:b/>
+        </w:rPr>
+        <w:t>label</w:t>
+      </w:r>
+      <w:proofErr w:type="spellEnd"/>
+      <w:r>
+        <w:rPr>
+          <w:b/>
+        </w:rPr>
+        <w:t xml:space="preserve"> (etiqueta) e input de texto.</w:t>
+      </w:r>
+    </w:p>
+    <w:p>
+      <w:pPr>
+        <w:rPr>
+          <w:b/>
+        </w:rPr>
+      </w:pPr>
+      <w:r>
+        <w:rPr>
+          <w:b/>
+        </w:rPr>
+        <w:drawing>
+          <wp:inline distT="0" distB="0" distL="0" distR="0" wp14:anchorId="2B102997" wp14:editId="0F304BF2">
+            <wp:extent cx="3600450" cy="1590675"/>
+            <wp:effectExtent l="0" t="0" r="0" b="9525"/>
+            <wp:docPr id="111" name="Imagem 111"/>
+            <wp:cNvGraphicFramePr>
+              <a:graphicFrameLocks xmlns:a="http://schemas.openxmlformats.org/drawingml/2006/main" noChangeAspect="1"/>
+            </wp:cNvGraphicFramePr>
+            <a:graphic xmlns:a="http://schemas.openxmlformats.org/drawingml/2006/main">
+              <a:graphicData uri="http://schemas.openxmlformats.org/drawingml/2006/picture">
+                <pic:pic xmlns:pic="http://schemas.openxmlformats.org/drawingml/2006/picture">
+                  <pic:nvPicPr>
+                    <pic:cNvPr id="1" name=""/>
+                    <pic:cNvPicPr/>
+                  </pic:nvPicPr>
+                  <pic:blipFill>
+                    <a:blip r:embed="rId99"/>
+                    <a:stretch>
+                      <a:fillRect/>
+                    </a:stretch>
+                  </pic:blipFill>
+                  <pic:spPr>
+                    <a:xfrm>
+                      <a:off x="0" y="0"/>
+                      <a:ext cx="3600957" cy="1590899"/>
+                    </a:xfrm>
+                    <a:prstGeom prst="rect">
+                      <a:avLst/>
+                    </a:prstGeom>
+                  </pic:spPr>
+                </pic:pic>
+              </a:graphicData>
+            </a:graphic>
+          </wp:inline>
+        </w:drawing>
+      </w:r>
+      <w:r>
+        <w:rPr>
+          <w:b/>
+        </w:rPr>
+        <w:t xml:space="preserve">  </w:t>
+      </w:r>
+    </w:p>
+    <w:p>
+      <w:pPr>
+        <w:rPr>
+          <w:b/>
+        </w:rPr>
+      </w:pPr>
+      <w:r>
+        <w:rPr>
+          <w:b/>
+        </w:rPr>
+        <w:t xml:space="preserve">58- Para unir o </w:t>
+      </w:r>
+      <w:proofErr w:type="spellStart"/>
+      <w:r>
+        <w:rPr>
+          <w:b/>
+        </w:rPr>
+        <w:t>label</w:t>
+      </w:r>
+      <w:proofErr w:type="spellEnd"/>
+      <w:r>
+        <w:rPr>
+          <w:b/>
+        </w:rPr>
+        <w:t xml:space="preserve"> com o input adicionamos o mesmo nome tanto no for da </w:t>
+      </w:r>
+      <w:proofErr w:type="spellStart"/>
+      <w:r>
+        <w:rPr>
+          <w:b/>
+        </w:rPr>
+        <w:t>label</w:t>
+      </w:r>
+      <w:proofErr w:type="spellEnd"/>
+      <w:r>
+        <w:rPr>
+          <w:b/>
+        </w:rPr>
+        <w:t xml:space="preserve"> como no id do input.</w:t>
+      </w:r>
+    </w:p>
+    <w:p>
+      <w:pPr>
+        <w:rPr>
+          <w:b/>
+        </w:rPr>
+      </w:pPr>
+      <w:r>
+        <w:rPr>
+          <w:b/>
+        </w:rPr>
+        <w:drawing>
+          <wp:inline distT="0" distB="0" distL="0" distR="0" wp14:anchorId="59EC5D36" wp14:editId="11368E6B">
+            <wp:extent cx="3648075" cy="1152354"/>
+            <wp:effectExtent l="0" t="0" r="0" b="0"/>
+            <wp:docPr id="112" name="Imagem 112"/>
+            <wp:cNvGraphicFramePr>
+              <a:graphicFrameLocks xmlns:a="http://schemas.openxmlformats.org/drawingml/2006/main" noChangeAspect="1"/>
+            </wp:cNvGraphicFramePr>
+            <a:graphic xmlns:a="http://schemas.openxmlformats.org/drawingml/2006/main">
+              <a:graphicData uri="http://schemas.openxmlformats.org/drawingml/2006/picture">
+                <pic:pic xmlns:pic="http://schemas.openxmlformats.org/drawingml/2006/picture">
+                  <pic:nvPicPr>
+                    <pic:cNvPr id="1" name=""/>
+                    <pic:cNvPicPr/>
+                  </pic:nvPicPr>
+                  <pic:blipFill>
+                    <a:blip r:embed="rId100"/>
+                    <a:stretch>
+                      <a:fillRect/>
+                    </a:stretch>
+                  </pic:blipFill>
+                  <pic:spPr>
+                    <a:xfrm>
+                      <a:off x="0" y="0"/>
+                      <a:ext cx="3732331" cy="1178969"/>
+                    </a:xfrm>
+                    <a:prstGeom prst="rect">
+                      <a:avLst/>
+                    </a:prstGeom>
+                  </pic:spPr>
+                </pic:pic>
+              </a:graphicData>
+            </a:graphic>
+          </wp:inline>
+        </w:drawing>
+      </w:r>
+    </w:p>
+    <w:p>
+      <w:pPr>
+        <w:rPr>
+          <w:b/>
+        </w:rPr>
+      </w:pPr>
+      <w:r>
+        <w:rPr>
+          <w:b/>
+        </w:rPr>
+        <w:t xml:space="preserve">     59- </w:t>
+      </w:r>
+      <w:r>
+        <w:rPr>
+          <w:b/>
+        </w:rPr>
+        <w:t>Para centralizar o conte</w:t>
+      </w:r>
+      <w:r>
+        <w:rPr>
+          <w:b/>
+        </w:rPr>
+        <w:t xml:space="preserve">údo dentro do </w:t>
+      </w:r>
+      <w:proofErr w:type="spellStart"/>
+      <w:r>
+        <w:rPr>
+          <w:b/>
+        </w:rPr>
+        <w:t>main</w:t>
+      </w:r>
+      <w:proofErr w:type="spellEnd"/>
+      <w:r>
+        <w:rPr>
+          <w:b/>
+        </w:rPr>
+        <w:t xml:space="preserve"> demos uma largura e utilizamos o </w:t>
+      </w:r>
+      <w:proofErr w:type="spellStart"/>
+      <w:r>
+        <w:rPr>
+          <w:b/>
+        </w:rPr>
+        <w:t>margin</w:t>
+      </w:r>
+      <w:proofErr w:type="spellEnd"/>
+      <w:r>
+        <w:rPr>
+          <w:b/>
+        </w:rPr>
+        <w:t>: 0 auto conforme imagem:</w:t>
+      </w:r>
+    </w:p>
+    <w:p>
+      <w:pPr>
+        <w:rPr>
+          <w:b/>
+        </w:rPr>
+      </w:pPr>
+      <w:r>
+        <w:rPr>
+          <w:b/>
+        </w:rPr>
+        <w:drawing>
+          <wp:inline distT="0" distB="0" distL="0" distR="0" wp14:anchorId="70475C60" wp14:editId="411C7F7A">
+            <wp:extent cx="1657581" cy="714475"/>
+            <wp:effectExtent l="0" t="0" r="0" b="9525"/>
+            <wp:docPr id="113" name="Imagem 113"/>
+            <wp:cNvGraphicFramePr>
+              <a:graphicFrameLocks xmlns:a="http://schemas.openxmlformats.org/drawingml/2006/main" noChangeAspect="1"/>
+            </wp:cNvGraphicFramePr>
+            <a:graphic xmlns:a="http://schemas.openxmlformats.org/drawingml/2006/main">
+              <a:graphicData uri="http://schemas.openxmlformats.org/drawingml/2006/picture">
+                <pic:pic xmlns:pic="http://schemas.openxmlformats.org/drawingml/2006/picture">
+                  <pic:nvPicPr>
+                    <pic:cNvPr id="1" name=""/>
+                    <pic:cNvPicPr/>
+                  </pic:nvPicPr>
+                  <pic:blipFill>
+                    <a:blip r:embed="rId101"/>
+                    <a:stretch>
+                      <a:fillRect/>
+                    </a:stretch>
+                  </pic:blipFill>
+                  <pic:spPr>
+                    <a:xfrm>
+                      <a:off x="0" y="0"/>
+                      <a:ext cx="1657581" cy="714475"/>
+                    </a:xfrm>
+                    <a:prstGeom prst="rect">
+                      <a:avLst/>
+                    </a:prstGeom>
+                  </pic:spPr>
+                </pic:pic>
+              </a:graphicData>
+            </a:graphic>
+          </wp:inline>
+        </w:drawing>
+      </w:r>
+    </w:p>
+    <w:p>
+      <w:pPr>
+        <w:rPr>
+          <w:b/>
+        </w:rPr>
+      </w:pPr>
+      <w:r>
+        <w:rPr>
+          <w:b/>
+        </w:rPr>
+        <w:t>60- Observamos que nosso formulário estava apertado entre o cabeçalho e o rodapé, inserimos uma altura tanto para cima como para baixo.</w:t>
+      </w:r>
+    </w:p>
+    <w:p>
+      <w:pPr>
+        <w:rPr>
+          <w:b/>
+        </w:rPr>
+      </w:pPr>
+      <w:r>
+        <w:rPr>
+          <w:b/>
+        </w:rPr>
+        <w:drawing>
+          <wp:inline distT="0" distB="0" distL="0" distR="0" wp14:anchorId="04668FC5" wp14:editId="6DA63183">
+            <wp:extent cx="3971157" cy="1733550"/>
+            <wp:effectExtent l="0" t="0" r="0" b="0"/>
+            <wp:docPr id="116" name="Imagem 116"/>
+            <wp:cNvGraphicFramePr>
+              <a:graphicFrameLocks xmlns:a="http://schemas.openxmlformats.org/drawingml/2006/main" noChangeAspect="1"/>
+            </wp:cNvGraphicFramePr>
+            <a:graphic xmlns:a="http://schemas.openxmlformats.org/drawingml/2006/main">
+              <a:graphicData uri="http://schemas.openxmlformats.org/drawingml/2006/picture">
+                <pic:pic xmlns:pic="http://schemas.openxmlformats.org/drawingml/2006/picture">
+                  <pic:nvPicPr>
+                    <pic:cNvPr id="1" name=""/>
+                    <pic:cNvPicPr/>
+                  </pic:nvPicPr>
+                  <pic:blipFill>
+                    <a:blip r:embed="rId102"/>
+                    <a:stretch>
+                      <a:fillRect/>
+                    </a:stretch>
+                  </pic:blipFill>
+                  <pic:spPr>
+                    <a:xfrm>
+                      <a:off x="0" y="0"/>
+                      <a:ext cx="4037067" cy="1762322"/>
+                    </a:xfrm>
+                    <a:prstGeom prst="rect">
+                      <a:avLst/>
+                    </a:prstGeom>
+                  </pic:spPr>
+                </pic:pic>
+              </a:graphicData>
+            </a:graphic>
+          </wp:inline>
+        </w:drawing>
+      </w:r>
+      <w:r>
+        <w:rPr>
+          <w:b/>
+        </w:rPr>
+        <w:drawing>
+          <wp:inline distT="0" distB="0" distL="0" distR="0" wp14:anchorId="261EE4F1" wp14:editId="49C85960">
+            <wp:extent cx="1714739" cy="657317"/>
+            <wp:effectExtent l="0" t="0" r="0" b="9525"/>
+            <wp:docPr id="115" name="Imagem 115"/>
+            <wp:cNvGraphicFramePr>
+              <a:graphicFrameLocks xmlns:a="http://schemas.openxmlformats.org/drawingml/2006/main" noChangeAspect="1"/>
+            </wp:cNvGraphicFramePr>
+            <a:graphic xmlns:a="http://schemas.openxmlformats.org/drawingml/2006/main">
+              <a:graphicData uri="http://schemas.openxmlformats.org/drawingml/2006/picture">
+                <pic:pic xmlns:pic="http://schemas.openxmlformats.org/drawingml/2006/picture">
+                  <pic:nvPicPr>
+                    <pic:cNvPr id="1" name=""/>
+                    <pic:cNvPicPr/>
+                  </pic:nvPicPr>
+                  <pic:blipFill>
+                    <a:blip r:embed="rId103"/>
+                    <a:stretch>
+                      <a:fillRect/>
+                    </a:stretch>
+                  </pic:blipFill>
+                  <pic:spPr>
+                    <a:xfrm>
+                      <a:off x="0" y="0"/>
+                      <a:ext cx="1714739" cy="657317"/>
+                    </a:xfrm>
+                    <a:prstGeom prst="rect">
+                      <a:avLst/>
+                    </a:prstGeom>
+                  </pic:spPr>
+                </pic:pic>
+              </a:graphicData>
+            </a:graphic>
+          </wp:inline>
+        </w:drawing>
+      </w:r>
+    </w:p>
+    <w:p>
+      <w:pPr>
+        <w:rPr>
+          <w:b/>
+        </w:rPr>
+      </w:pPr>
+      <w:r>
+        <w:rPr>
+          <w:b/>
+        </w:rPr>
+        <w:t xml:space="preserve">61- Podemos avaliar que o nosso formulário tem um tipo de comportamento mesmo colocando um elemento em baixo do outro no </w:t>
+      </w:r>
+      <w:proofErr w:type="spellStart"/>
+      <w:r>
+        <w:rPr>
+          <w:b/>
+        </w:rPr>
+        <w:t>html</w:t>
+      </w:r>
+      <w:proofErr w:type="spellEnd"/>
+      <w:r>
+        <w:rPr>
+          <w:b/>
+        </w:rPr>
+        <w:t xml:space="preserve"> ao </w:t>
+      </w:r>
+      <w:proofErr w:type="spellStart"/>
+      <w:r>
+        <w:rPr>
+          <w:b/>
+        </w:rPr>
+        <w:t>renderizar</w:t>
+      </w:r>
+      <w:proofErr w:type="spellEnd"/>
+      <w:r>
+        <w:rPr>
+          <w:b/>
+        </w:rPr>
+        <w:t xml:space="preserve"> a página os elementos (</w:t>
+      </w:r>
+      <w:proofErr w:type="spellStart"/>
+      <w:r>
+        <w:rPr>
+          <w:b/>
+        </w:rPr>
+        <w:t>label</w:t>
+      </w:r>
+      <w:proofErr w:type="spellEnd"/>
+      <w:r>
+        <w:rPr>
+          <w:b/>
+        </w:rPr>
+        <w:t xml:space="preserve"> e input) ficam um do lado do outro. Para mudar essa situação mudamos a natureza do </w:t>
+      </w:r>
+      <w:proofErr w:type="spellStart"/>
+      <w:r>
+        <w:rPr>
+          <w:b/>
+        </w:rPr>
+        <w:t>label</w:t>
+      </w:r>
+      <w:proofErr w:type="spellEnd"/>
+      <w:r>
+        <w:rPr>
+          <w:b/>
+        </w:rPr>
+        <w:t xml:space="preserve"> e input conforme código abaixo.</w:t>
+      </w:r>
+    </w:p>
+    <w:p>
+      <w:pPr>
+        <w:rPr>
+          <w:b/>
+        </w:rPr>
+      </w:pPr>
+      <w:r>
+        <w:rPr>
+          <w:b/>
+        </w:rPr>
+        <w:drawing>
+          <wp:inline distT="0" distB="0" distL="0" distR="0" wp14:anchorId="563DD7B5" wp14:editId="30F5E53A">
+            <wp:extent cx="2038350" cy="1733550"/>
+            <wp:effectExtent l="0" t="0" r="0" b="0"/>
+            <wp:docPr id="117" name="Imagem 117"/>
+            <wp:cNvGraphicFramePr>
+              <a:graphicFrameLocks xmlns:a="http://schemas.openxmlformats.org/drawingml/2006/main" noChangeAspect="1"/>
+            </wp:cNvGraphicFramePr>
+            <a:graphic xmlns:a="http://schemas.openxmlformats.org/drawingml/2006/main">
+              <a:graphicData uri="http://schemas.openxmlformats.org/drawingml/2006/picture">
+                <pic:pic xmlns:pic="http://schemas.openxmlformats.org/drawingml/2006/picture">
+                  <pic:nvPicPr>
+                    <pic:cNvPr id="1" name=""/>
+                    <pic:cNvPicPr/>
+                  </pic:nvPicPr>
+                  <pic:blipFill>
+                    <a:blip r:embed="rId104"/>
+                    <a:stretch>
+                      <a:fillRect/>
+                    </a:stretch>
+                  </pic:blipFill>
+                  <pic:spPr>
+                    <a:xfrm>
+                      <a:off x="0" y="0"/>
+                      <a:ext cx="2038637" cy="1733794"/>
+                    </a:xfrm>
+                    <a:prstGeom prst="rect">
+                      <a:avLst/>
+                    </a:prstGeom>
+                  </pic:spPr>
+                </pic:pic>
+              </a:graphicData>
+            </a:graphic>
+          </wp:inline>
+        </w:drawing>
+      </w:r>
+    </w:p>
+    <w:p>
+      <w:pPr>
+        <w:rPr>
+          <w:b/>
+        </w:rPr>
+      </w:pPr>
+      <w:r>
+        <w:rPr>
+          <w:b/>
+        </w:rPr>
+        <w:t>62-</w:t>
+      </w:r>
       <w:bookmarkStart w:id="0" w:name="_GoBack"/>
       <w:bookmarkEnd w:id="0"/>
+    </w:p>
+    <w:p>
+      <w:pPr>
+        <w:rPr>
+          <w:b/>
+        </w:rPr>
+      </w:pPr>
     </w:p>
     <w:sectPr>
       <w:pgSz w:w="11906" w:h="16838"/>
@@ -7630,6 +8142,7 @@
   <w:style w:type="character" w:default="1" w:styleId="Fontepargpadro">
     <w:name w:val="Default Paragraph Font"/>
     <w:uiPriority w:val="1"/>
+    <w:semiHidden/>
     <w:unhideWhenUsed/>
   </w:style>
   <w:style w:type="table" w:default="1" w:styleId="Tabelanormal">
